--- a/S1-CL2-Cloud-Disaster-Recovery/assessments/AT2/AT2-exemplar-deployment-report.docx
+++ b/S1-CL2-Cloud-Disaster-Recovery/assessments/AT2/AT2-exemplar-deployment-report.docx
@@ -55,7 +55,7 @@
           <w:color w:val="C5613B"/>
           <w:sz w:val="30"/>
         </w:rPr>
-        <w:t>YAT LMS Global Expansion - Cloud Microservice &amp; IaC Implementation</w:t>
+        <w:t>YAT Website Global Expansion - Cloud Microservice &amp; IaC Implementation</w:t>
       </w:r>
     </w:p>
     <w:p>
@@ -115,7 +115,7 @@
               <w:rPr>
                 <w:sz w:val="20"/>
               </w:rPr>
-              <w:t>YAT LMS Global Expansion &amp; Disaster Recovery - Implementation</w:t>
+              <w:t>YAT Website Global Expansion &amp; Disaster Recovery - Implementation</w:t>
             </w:r>
           </w:p>
         </w:tc>
@@ -157,7 +157,7 @@
               <w:rPr>
                 <w:sz w:val="20"/>
               </w:rPr>
-              <w:t>YAT-MTS-2026-002</w:t>
+              <w:t>YAT-MTS-2026-003</w:t>
             </w:r>
           </w:p>
         </w:tc>
@@ -367,7 +367,7 @@
               <w:rPr>
                 <w:sz w:val="20"/>
               </w:rPr>
-              <w:t>LMS Global Expansion Solution Design (the approved design); the Disaster Recovery Plan</w:t>
+              <w:t>Website Global Expansion Solution Design (the approved design); the Disaster Recovery Plan</w:t>
             </w:r>
           </w:p>
         </w:tc>
@@ -489,7 +489,7 @@
         <w:rPr>
           <w:sz w:val="21"/>
         </w:rPr>
-        <w:t>This Deployment Report documents the Phase 2 implementation of the YAT LMS Global Expansion: the audit-log microservice, built and tested in the AWS Academy lab. It implements the audit-log microservice from the Solution Design approved at AT1.</w:t>
+        <w:t>This Deployment Report documents the Phase 2 implementation of the YAT Website Global Expansion: the audit-log microservice, built and tested in the AWS Academy lab. It implements the audit-log microservice from the Solution Design approved at AT1.</w:t>
       </w:r>
     </w:p>
     <w:p>
@@ -558,7 +558,7 @@
         <w:rPr>
           <w:sz w:val="21"/>
         </w:rPr>
-        <w:t>Out of scope: the LMS web-tier scaling changes (CloudFront / caching - designed at AT1, a separate LMS workstream, not built here); the disaster-recovery plan and any recovery drill (the DR Plan, AT1); and production cutover. The microservice integrates with the LMS only through the webhook contract, so no change to the live LMS was required.</w:t>
+        <w:t>Out of scope: the website web-tier scaling changes (CloudFront / caching / WAF - designed at AT1, a separate workstream, not built here); the disaster-recovery plan and any recovery drill (the DR Plan, AT1); and production cutover. The microservice integrates with the website only through the webhook contract, so no change to the live website was required.</w:t>
       </w:r>
     </w:p>
     <w:p>
@@ -637,7 +637,7 @@
           <w:color w:val="1F5A5C"/>
           <w:sz w:val="17"/>
         </w:rPr>
-        <w:t>Evidences: [ICTCLD505 PC 1.1-1.4] - [ICTCLD505 PC 2.1-2.6] - [ICTCLD505 PE 1, 3] - [ICTCLD505 KE 3, 4, 5, 6, 7, 10]</w:t>
+        <w:t>Evidences: [ICTCLD505 PC 1.1-1.4] - [ICTCLD505 PC 2.1-2.6] - [ICTCLD505 PE 1, 3]</w:t>
       </w:r>
     </w:p>
     <w:p>
@@ -653,7 +653,7 @@
         <w:rPr>
           <w:sz w:val="21"/>
         </w:rPr>
-        <w:t>Template syntax and review (PC 2.1, 2.2, KE 5): the provided data-store template (datastore.yaml) was read to confirm the resource it creates and its outputs - a single DynamoDB audit table, with the table name exported for the microservice stack to consume - before deploying. The CloudFormation template language (Resources, Parameters, Outputs, intrinsic functions such as !Ref and !Sub) is summarised in S8 Q2.</w:t>
+        <w:t>Template syntax and review (PC 2.1, 2.2): the provided data-store template (datastore.yaml) was read to confirm the resource it creates and its outputs - a single DynamoDB audit table, with the table name exported for the microservice stack to consume - before deploying. The CloudFormation template language (Resources, Parameters, Outputs, intrinsic functions such as !Ref and !Sub) is summarised in the Knowledge Evidence appendix (Q2).</w:t>
       </w:r>
     </w:p>
     <w:p>
@@ -930,7 +930,7 @@
         <w:rPr>
           <w:sz w:val="21"/>
         </w:rPr>
-        <w:t>Confirm and troubleshoot (PC 2.4, 2.6, KE 7): deployments were confirmed in the console and with describe-stacks; the deliberately broken copy (datastore-broken.yaml) was deployed, the error read from the stack events, the fault fixed and the stack redeployed - see the troubleshooting log in S6.6.</w:t>
+        <w:t>Confirm and troubleshoot (PC 2.4, 2.6): the provided template did not deploy as supplied - its KeySchema referenced the partition key event_id, which the AttributeDefinitions did not declare; the error was read from the stack events, the attribute definition corrected, and the stack redeployed and confirmed with describe-stacks - see the troubleshooting log in S6.6.</w:t>
       </w:r>
     </w:p>
     <w:p>
@@ -972,7 +972,7 @@
           <w:color w:val="1F5A5C"/>
           <w:sz w:val="17"/>
         </w:rPr>
-        <w:t>Evidences: [ICTCLD505 PC 3.1-3.7] - [ICTCLD505 PE 2] - [ICTCLD505 KE 8, 9]</w:t>
+        <w:t>Evidences: [ICTCLD505 PC 3.1-3.7] - [ICTCLD505 PE 2]</w:t>
       </w:r>
     </w:p>
     <w:p>
@@ -980,7 +980,7 @@
         <w:rPr>
           <w:sz w:val="21"/>
         </w:rPr>
-        <w:t>A template was authored from scratch to provision the microservice's own resources (PC 3.2): the SQS queue, the Lambda writer function, and the HTTP API - wired to the audit table created by the provided data-store stack (its name supplied as a parameter, or imported from the stack export). It was deployed, then updated to add the API stage (PC 3.3), and parameterised so the same template deploys to a named environment without editing the body (PC 3.5) - the key code-reuse outcome (KE 8). The deployment region is the deploy target, not a template parameter.</w:t>
+        <w:t>A template was authored from scratch to provision the microservice's own resources (PC 3.2): the SQS queue, the Lambda writer function, and the HTTP API - wired to the audit table created by the provided data-store stack (its name supplied as a parameter, or imported from the stack export). It was deployed, then updated to add the API stage (PC 3.3), and parameterised so the same template deploys to a named environment without editing the body (PC 3.5) - the key code-reuse outcome. The deployment region is the deploy target, not a template parameter.</w:t>
       </w:r>
     </w:p>
     <w:p>
@@ -1092,7 +1092,7 @@
         <w:rPr>
           <w:sz w:val="21"/>
         </w:rPr>
-        <w:t>The template follows industry practice (KE 9): parameters not hard-coding, a least-privilege role for the writer, tagging (Project/Environment/Owner/DataClassification), and Outputs that export the API endpoint. It was redeployed with a different parameter set to confirm reuse, then the stack was removed cleanly (PC 3.6); template errors were tested and fixed (PC 3.7).</w:t>
+        <w:t>The template follows industry practice: parameters not hard-coding, a least-privilege role for the writer, tagging (Project/Environment/Owner/DataClassification), and Outputs that export the API endpoint. It was redeployed with a different parameter set to confirm reuse, then the stack was removed cleanly (PC 3.6); template errors were tested and fixed (PC 3.7).</w:t>
       </w:r>
     </w:p>
     <w:p>
@@ -1113,7 +1113,7 @@
           <w:color w:val="6B6660"/>
           <w:sz w:val="19"/>
         </w:rPr>
-        <w:t>- the authored template is attached in Appendix B (the microservice template).</w:t>
+        <w:t>- the authored template is attached in Appendix C (the microservice template).</w:t>
       </w:r>
     </w:p>
     <w:p>
@@ -1134,7 +1134,7 @@
           <w:color w:val="1F5A5C"/>
           <w:sz w:val="17"/>
         </w:rPr>
-        <w:t>Evidences: [ICTCLD503 PC 3.1-3.4] - [ICTCLD503 PE 3, 4] - [ICTCLD503 KE 5]</w:t>
+        <w:t>Evidences: [ICTCLD503 PC 3.1-3.4] - [ICTCLD503 PE 3, 4]</w:t>
       </w:r>
     </w:p>
     <w:p>
@@ -1226,7 +1226,7 @@
           <w:color w:val="1F5A5C"/>
           <w:sz w:val="17"/>
         </w:rPr>
-        <w:t>Evidences: [ICTCLD503 PC 4.1] - [ICTCLD501 KE 6]</w:t>
+        <w:t>Evidences: [ICTCLD503 PC 4.1]</w:t>
       </w:r>
     </w:p>
     <w:p>
@@ -1234,7 +1234,7 @@
         <w:rPr>
           <w:sz w:val="21"/>
         </w:rPr>
-        <w:t>Metrics and alarms (PC 4.1): CloudWatch alarms were configured on the queue depth (ApproximateNumberOfMessagesVisible - the scaling signal for the SQS-driven function: a sustained backlog means the writer is not keeping up), the Lambda error rate and throttles, and the DynamoDB write throttles, each notifying an SNS topic. The queue-depth alarm is the scaling-relevant metric; it is also the detection technique the DR plan relies on for the audit path (KE 6).</w:t>
+        <w:t>Metrics and alarms (PC 4.1): CloudWatch alarms were configured on the queue depth (ApproximateNumberOfMessagesVisible - the scaling signal for the SQS-driven function: a sustained backlog means the writer is not keeping up), the Lambda error rate and throttles, and the DynamoDB write throttles, each notifying an SNS topic. The queue-depth alarm is the scaling-relevant metric, and the same operational signal supports the DR plan's detection step for the audit path.</w:t>
       </w:r>
     </w:p>
     <w:p>
@@ -1264,19 +1264,6 @@
       </w:pPr>
       <w:r>
         <w:t>5. Configuration Decisions</w:t>
-      </w:r>
-    </w:p>
-    <w:p>
-      <w:pPr>
-        <w:spacing w:after="120"/>
-      </w:pPr>
-      <w:r>
-        <w:rPr>
-          <w:i/>
-          <w:color w:val="1F5A5C"/>
-          <w:sz w:val="17"/>
-        </w:rPr>
-        <w:t>Evidences: [ICTCLD505 KE 10, 11] - [ICTCLD503 KE 1, 2] - [ICTCLD505 KE 1, 2] (justified choices, standards)</w:t>
       </w:r>
     </w:p>
     <w:tbl>
@@ -1665,7 +1652,7 @@
         <w:rPr>
           <w:sz w:val="21"/>
         </w:rPr>
-        <w:t>Industry standards (KE 1, 2 / 503 + 505): the build uses standard managed cloud services and the JSON/HTTPS and IAM standards common to the platform; storage is the managed NoSQL key-value service (DynamoDB) appropriate to an append-only log.</w:t>
+        <w:t>Industry standards: the build uses standard managed cloud services and the JSON/HTTPS and IAM standards common to the platform; storage is the managed NoSQL key-value service (DynamoDB) appropriate to an append-only log.</w:t>
       </w:r>
     </w:p>
     <w:p>
@@ -1915,7 +1902,7 @@
                 <w:b/>
                 <w:sz w:val="18"/>
               </w:rPr>
-              <w:t>Provided template deploy failed</w:t>
+              <w:t>Provided data-store template would not deploy as supplied</w:t>
             </w:r>
           </w:p>
         </w:tc>
@@ -1934,7 +1921,7 @@
               <w:rPr>
                 <w:sz w:val="18"/>
               </w:rPr>
-              <w:t>The broken copy's KeySchema referenced a key not in AttributeDefinitions</w:t>
+              <w:t>KeySchema referenced event_id, but AttributeDefinitions declared a different attribute (id)</w:t>
             </w:r>
           </w:p>
         </w:tc>
@@ -1953,7 +1940,7 @@
               <w:rPr>
                 <w:sz w:val="18"/>
               </w:rPr>
-              <w:t>Added the missing attribute definition; redeployed (PC 2.6)</w:t>
+              <w:t>Corrected the attribute definition to event_id; redeployed (PC 2.6)</w:t>
             </w:r>
           </w:p>
         </w:tc>
@@ -2114,7 +2101,7 @@
         <w:rPr>
           <w:sz w:val="21"/>
         </w:rPr>
-        <w:t>User documentation was produced so YAT ICT can operate the stack: prerequisites; how to deploy, update and delete both stacks (the provided data store, then the microservice) with parameters; the parameters and their meaning; the Outputs (the API endpoint); and how to roll back. It is included as Appendix B with the templates.</w:t>
+        <w:t>User documentation was produced so YAT ICT can operate the stack: prerequisites; how to deploy, update and delete both stacks (the provided data store, then the microservice) with parameters; the parameters and their meaning; the Outputs (the API endpoint); and how to roll back. It is included as Appendix C with the templates.</w:t>
       </w:r>
     </w:p>
     <w:p>
@@ -2160,7 +2147,7 @@
         <w:rPr>
           <w:sz w:val="21"/>
         </w:rPr>
-        <w:t>The LMS web-tier scaling (CloudFront / caching) is designed at AT1 but not built here - a separate LMS workstream.</w:t>
+        <w:t>The website web-tier scaling (CloudFront / caching / WAF) is designed at AT1 but not built here - a separate workstream.</w:t>
       </w:r>
     </w:p>
     <w:p>
@@ -2829,7 +2816,7 @@
         <w:pStyle w:val="Heading1"/>
       </w:pPr>
       <w:r>
-        <w:t>8. Knowledge Evidence Responses</w:t>
+        <w:t>Appendix A - Knowledge Evidence</w:t>
       </w:r>
     </w:p>
     <w:p>
@@ -2906,7 +2893,7 @@
         <w:rPr>
           <w:sz w:val="21"/>
         </w:rPr>
-        <w:t>[KE 7 / 503 KE 5] I debugged template errors from the CloudFormation stack events (the broken provided template's KeySchema/AttributeDefinitions mismatch) and microservice errors from the Lambda CloudWatch logs (an IAM AccessDenied and a payload-validation bug) - see the S6.6 log.</w:t>
+        <w:t>[KE 7 / 503 KE 5] I debugged template errors from the CloudFormation stack events (the provided template's KeySchema/AttributeDefinitions mismatch as supplied) and microservice errors from the Lambda CloudWatch logs (an IAM AccessDenied and a payload-validation bug) - see the S6.6 log.</w:t>
       </w:r>
     </w:p>
     <w:p>
@@ -2946,7 +2933,7 @@
         <w:pStyle w:val="Heading1"/>
       </w:pPr>
       <w:r>
-        <w:t>Appendix A - Build evidence (screenshots)</w:t>
+        <w:t>Appendix B - Build evidence (screenshots)</w:t>
       </w:r>
     </w:p>
     <w:p>
@@ -2962,7 +2949,7 @@
         <w:pStyle w:val="Heading1"/>
       </w:pPr>
       <w:r>
-        <w:t>Appendix B - Infrastructure-as-code templates and user documentation</w:t>
+        <w:t>Appendix C - Infrastructure-as-code templates and user documentation</w:t>
       </w:r>
     </w:p>
     <w:p>
@@ -2978,7 +2965,7 @@
         <w:pStyle w:val="Heading1"/>
       </w:pPr>
       <w:r>
-        <w:t>Appendix C - Test and troubleshooting evidence</w:t>
+        <w:t>Appendix D - Test and troubleshooting evidence</w:t>
       </w:r>
     </w:p>
     <w:p>
@@ -2994,7 +2981,7 @@
         <w:pStyle w:val="Heading1"/>
       </w:pPr>
       <w:r>
-        <w:t>Appendix D - Reflections</w:t>
+        <w:t>Appendix E - Reflections</w:t>
       </w:r>
     </w:p>
     <w:p>
@@ -3187,7 +3174,7 @@
               <w:rPr>
                 <w:sz w:val="18"/>
               </w:rPr>
-              <w:t>YAT LMS Global Expansion &amp; Disaster Recovery</w:t>
+              <w:t>YAT Website Global Expansion &amp; Disaster Recovery</w:t>
             </w:r>
           </w:p>
         </w:tc>
@@ -3228,7 +3215,7 @@
               <w:rPr>
                 <w:sz w:val="18"/>
               </w:rPr>
-              <w:t>LMS Global Expansion Solution Design (AT1)</w:t>
+              <w:t>Website Global Expansion Solution Design (AT1)</w:t>
             </w:r>
           </w:p>
         </w:tc>

--- a/S1-CL2-Cloud-Disaster-Recovery/assessments/AT2/AT2-exemplar-deployment-report.docx
+++ b/S1-CL2-Cloud-Disaster-Recovery/assessments/AT2/AT2-exemplar-deployment-report.docx
@@ -534,7 +534,7 @@
         <w:rPr>
           <w:sz w:val="21"/>
         </w:rPr>
-        <w:t>Lab / region note: the AT1 design places the audit log in the India region (ap-south-1) for data residency. The specific AWS Academy lab environment, and therefore the deployment region, is advised before the build; the region is the deploy target (passed to the deploy command), so the same templates target the lab region during the build and ap-south-1 in production - the mechanics are real, only the geography is configurable.</w:t>
+        <w:t>Lab / region note: the AT1 design places the audit log in the India region (ap-south-1) for data residency. In the AWS Academy Learner Lab the build deploys to us-east-1 [scenario: ap-south-1 (India) | deploy: us-east-1]; the region is the deploy target (passed to the deploy command), so the same templates target us-east-1 in the lab and ap-south-1 in production - the mechanics are real, only the geography is configurable.</w:t>
       </w:r>
     </w:p>
     <w:p>
@@ -595,7 +595,7 @@
         <w:rPr>
           <w:sz w:val="21"/>
         </w:rPr>
-        <w:t>Work was performed in the AWS Academy lab via the console, the AWS CLI, and an IDE. The writer function ran under a least-privilege execution role (write to the one DynamoDB table and read from the queue only); no long-lived credentials were created. The exact lab product and the role/region available are those advised for the assessment.</w:t>
+        <w:t>Work was performed in the AWS Academy lab via the console, the AWS CLI, and an IDE. The writer function ran under a least-privilege execution role (write to the one DynamoDB table and read from the queue only); no long-lived credentials were created. The lab product is the AWS Academy Learner Lab and the deployment region is us-east-1.</w:t>
       </w:r>
     </w:p>
     <w:p>
@@ -1621,7 +1621,7 @@
               <w:rPr>
                 <w:sz w:val="18"/>
               </w:rPr>
-              <w:t>Deploy target (advised lab region; ap-south-1 in production)</w:t>
+              <w:t>Deploy target - us-east-1 in the lab; ap-south-1 in production</w:t>
             </w:r>
           </w:p>
         </w:tc>
@@ -1640,7 +1640,7 @@
               <w:rPr>
                 <w:sz w:val="18"/>
               </w:rPr>
-              <w:t>Same template deploys to the lab region or production by changing the deploy target, not the body</w:t>
+              <w:t>Same template deploys to us-east-1 or production by changing the deploy target, not the body</w:t>
             </w:r>
           </w:p>
         </w:tc>
@@ -2136,7 +2136,7 @@
         <w:rPr>
           <w:sz w:val="21"/>
         </w:rPr>
-        <w:t>Built in the AWS Academy lab; the deployment region is the lab's (advised for the assessment) and ap-south-1 in production, set by the deploy target.</w:t>
+        <w:t>Built in the AWS Academy Learner Lab; deployed to us-east-1, with ap-south-1 the production target, set by the deploy target.</w:t>
       </w:r>
     </w:p>
     <w:p>
@@ -2344,7 +2344,7 @@
               <w:rPr>
                 <w:sz w:val="18"/>
               </w:rPr>
-              <w:t>Confirmed - the table is provisioned in the deployment region (the production target is the India region); region is the deploy target</w:t>
+              <w:t>Confirmed - the table is provisioned in the deployment region (us-east-1 in the lab; the production target is the India region, ap-south-1); region is the deploy target</w:t>
             </w:r>
           </w:p>
         </w:tc>
@@ -2877,7 +2877,7 @@
         <w:rPr>
           <w:sz w:val="21"/>
         </w:rPr>
-        <w:t>[KE 8] My microservice template exposes EnvName and AuditTableName as parameters, so one template deploys dev and prod and connects to the provided data store without editing the body; the deployment region is supplied to the deploy command, so the same template targets the lab region or the production India region.</w:t>
+        <w:t>[KE 8] My microservice template exposes EnvName and AuditTableName as parameters, so one template deploys dev and prod and connects to the provided data store without editing the body; the deployment region is supplied to the deploy command, so the same template targets us-east-1 in the lab or the production India region (ap-south-1).</w:t>
       </w:r>
     </w:p>
     <w:p>
